--- a/大三上学期/计算与复杂度/lab/lab2/lab2_2.docx
+++ b/大三上学期/计算与复杂度/lab/lab2/lab2_2.docx
@@ -3,8 +3,6 @@
 <w:document xmlns:wpc="http://schemas.microsoft.com/office/word/2010/wordprocessingCanvas" xmlns:mc="http://schemas.openxmlformats.org/markup-compatibility/2006" xmlns:o="urn:schemas-microsoft-com:office:office" xmlns:r="http://schemas.openxmlformats.org/officeDocument/2006/relationships" xmlns:m="http://schemas.openxmlformats.org/officeDocument/2006/math" xmlns:v="urn:schemas-microsoft-com:vml" xmlns:wp14="http://schemas.microsoft.com/office/word/2010/wordprocessingDrawing" xmlns:wp="http://schemas.openxmlformats.org/drawingml/2006/wordprocessingDrawing" xmlns:w="http://schemas.openxmlformats.org/wordprocessingml/2006/main" xmlns:w14="http://schemas.microsoft.com/office/word/2010/wordml" xmlns:w10="urn:schemas-microsoft-com:office:word" xmlns:w15="http://schemas.microsoft.com/office/word/2012/wordml" xmlns:wpg="http://schemas.microsoft.com/office/word/2010/wordprocessingGroup" xmlns:wpi="http://schemas.microsoft.com/office/word/2010/wordprocessingInk" xmlns:wne="http://schemas.microsoft.com/office/word/2006/wordml" xmlns:wps="http://schemas.microsoft.com/office/word/2010/wordprocessingShape" xmlns:wpsCustomData="http://www.wps.cn/officeDocument/2013/wpsCustomData" mc:Ignorable="w14 w15 wp14">
   <w:body>
     <w:p>
-      <w:bookmarkStart w:id="0" w:name="_GoBack"/>
-      <w:bookmarkEnd w:id="0"/>
       <w:r>
         <w:drawing>
           <wp:inline distT="0" distB="0" distL="114300" distR="114300">
@@ -426,6 +424,12 @@
       </w:pPr>
     </w:p>
     <w:p>
+      <w:pPr>
+        <w:rPr>
+          <w:rFonts w:hint="eastAsia" w:eastAsiaTheme="minorEastAsia"/>
+          <w:lang w:eastAsia="zh-CN"/>
+        </w:rPr>
+      </w:pPr>
       <w:r>
         <w:rPr>
           <w:rFonts w:hint="eastAsia" w:eastAsiaTheme="minorEastAsia"/>
@@ -469,11 +473,53 @@
           </wp:inline>
         </w:drawing>
       </w:r>
-      <w:r>
-        <w:drawing>
-          <wp:inline distT="0" distB="0" distL="114300" distR="114300">
-            <wp:extent cx="5274310" cy="1183005"/>
-            <wp:effectExtent l="0" t="0" r="2540" b="17145"/>
+    </w:p>
+    <w:p>
+      <w:pPr>
+        <w:rPr>
+          <w:rFonts w:hint="eastAsia" w:eastAsiaTheme="minorEastAsia"/>
+          <w:lang w:eastAsia="zh-CN"/>
+        </w:rPr>
+      </w:pPr>
+    </w:p>
+    <w:p>
+      <w:pPr>
+        <w:rPr>
+          <w:rFonts w:hint="default" w:eastAsiaTheme="minorEastAsia"/>
+          <w:lang w:val="en-US" w:eastAsia="zh-CN"/>
+        </w:rPr>
+      </w:pPr>
+      <w:r>
+        <w:rPr>
+          <w:rFonts w:hint="eastAsia"/>
+          <w:lang w:val="en-US" w:eastAsia="zh-CN"/>
+        </w:rPr>
+        <w:t>如果 1 还在 任意一个 0 没了。直接接受，如果1 没了，说明前面的串 都是 0 的数量2倍于1  ，如果有0 存在 就接受，否则拒绝</w:t>
+      </w:r>
+    </w:p>
+    <w:p>
+      <w:pPr>
+        <w:rPr>
+          <w:rFonts w:hint="eastAsia" w:eastAsiaTheme="minorEastAsia"/>
+          <w:lang w:eastAsia="zh-CN"/>
+        </w:rPr>
+      </w:pPr>
+    </w:p>
+    <w:p>
+      <w:pPr>
+        <w:rPr>
+          <w:rFonts w:hint="eastAsia" w:eastAsiaTheme="minorEastAsia"/>
+          <w:lang w:eastAsia="zh-CN"/>
+        </w:rPr>
+      </w:pPr>
+    </w:p>
+    <w:p>
+      <w:bookmarkStart w:id="0" w:name="_GoBack"/>
+      <w:r>
+        <w:drawing>
+          <wp:inline distT="0" distB="0" distL="114300" distR="114300">
+            <wp:extent cx="5234940" cy="1232535"/>
+            <wp:effectExtent l="0" t="0" r="10160" b="12065"/>
             <wp:docPr id="11" name="图片 3"/>
             <wp:cNvGraphicFramePr>
               <a:graphicFrameLocks xmlns:a="http://schemas.openxmlformats.org/drawingml/2006/main" noChangeAspect="1"/>
@@ -496,7 +542,7 @@
                   <pic:spPr>
                     <a:xfrm>
                       <a:off x="0" y="0"/>
-                      <a:ext cx="5274310" cy="1183005"/>
+                      <a:ext cx="5234940" cy="1232535"/>
                     </a:xfrm>
                     <a:prstGeom prst="rect">
                       <a:avLst/>
@@ -512,6 +558,7 @@
           </wp:inline>
         </w:drawing>
       </w:r>
+      <w:bookmarkEnd w:id="0"/>
     </w:p>
     <w:p>
       <w:pPr>
@@ -531,8 +578,8 @@
       <w:r>
         <w:drawing>
           <wp:inline distT="0" distB="0" distL="114300" distR="114300">
-            <wp:extent cx="5268595" cy="2167255"/>
-            <wp:effectExtent l="0" t="0" r="8255" b="4445"/>
+            <wp:extent cx="5765800" cy="2231390"/>
+            <wp:effectExtent l="0" t="0" r="0" b="3810"/>
             <wp:docPr id="6" name="图片 3"/>
             <wp:cNvGraphicFramePr>
               <a:graphicFrameLocks xmlns:a="http://schemas.openxmlformats.org/drawingml/2006/main" noChangeAspect="1"/>
@@ -555,7 +602,7 @@
                   <pic:spPr>
                     <a:xfrm>
                       <a:off x="0" y="0"/>
-                      <a:ext cx="5268595" cy="2167255"/>
+                      <a:ext cx="5765800" cy="2231390"/>
                     </a:xfrm>
                     <a:prstGeom prst="rect">
                       <a:avLst/>
@@ -577,7 +624,7 @@
         <w:drawing>
           <wp:inline distT="0" distB="0" distL="114300" distR="114300">
             <wp:extent cx="5267960" cy="3185160"/>
-            <wp:effectExtent l="0" t="0" r="0" b="0"/>
+            <wp:effectExtent l="0" t="0" r="2540" b="2540"/>
             <wp:docPr id="28" name="图片 28" descr="8"/>
             <wp:cNvGraphicFramePr>
               <a:graphicFrameLocks xmlns:a="http://schemas.openxmlformats.org/drawingml/2006/main" noChangeAspect="1"/>
@@ -619,7 +666,7 @@
         <w:drawing>
           <wp:inline distT="0" distB="0" distL="114300" distR="114300">
             <wp:extent cx="5271770" cy="692785"/>
-            <wp:effectExtent l="0" t="0" r="5080" b="12065"/>
+            <wp:effectExtent l="0" t="0" r="11430" b="5715"/>
             <wp:docPr id="9" name="图片 5"/>
             <wp:cNvGraphicFramePr>
               <a:graphicFrameLocks xmlns:a="http://schemas.openxmlformats.org/drawingml/2006/main" noChangeAspect="1"/>
